--- a/TAlibUpdating/C++Learning route[updating]/C++.docx
+++ b/TAlibUpdating/C++Learning route[updating]/C++.docx
@@ -1049,6 +1049,11 @@
       <w:proofErr w:type="gramEnd"/>
     </w:p>
     <w:p>
+      <w:pPr>
+        <w:rPr>
+          <w:rFonts w:hint="eastAsia"/>
+        </w:rPr>
+      </w:pPr>
       <w:r>
         <w:t>在很多教程和教材中，</w:t>
       </w:r>
@@ -1256,12 +1261,23 @@
     </w:p>
     <w:bookmarkEnd w:id="0"/>
     <w:p>
+      <w:pPr>
+        <w:rPr>
+          <w:rFonts w:hint="eastAsia"/>
+        </w:rPr>
+      </w:pPr>
       <w:r>
         <w:t>注：部分读者可能会混淆编程语言与编译器的关系：编程语言通过标准文档定义语法与语义规则，而编译器是这套标准在机器上的具体实现。C++ 由 C++ 标准委员会负责维护修订；MSVC 是微软推出的 C/C++ 编译器，GCC 则是广泛使用的开源 C/C++ 编译器，不同编译器在遵循标准的前提下，允许存在平台相关的实现差异。</w:t>
       </w:r>
     </w:p>
     <w:bookmarkEnd w:id="1"/>
-    <w:p/>
+    <w:p>
+      <w:pPr>
+        <w:rPr>
+          <w:rFonts w:hint="eastAsia"/>
+        </w:rPr>
+      </w:pPr>
+    </w:p>
     <w:p>
       <w:pPr>
         <w:rPr>
@@ -2880,6 +2896,7 @@
     <w:p>
       <w:pPr>
         <w:rPr>
+          <w:rFonts w:hint="eastAsia"/>
           <w:noProof/>
         </w:rPr>
       </w:pPr>
@@ -2915,6 +2932,7 @@
     <w:p>
       <w:pPr>
         <w:rPr>
+          <w:rFonts w:hint="eastAsia"/>
           <w:noProof/>
         </w:rPr>
       </w:pPr>
@@ -2936,6 +2954,7 @@
     <w:p>
       <w:pPr>
         <w:rPr>
+          <w:rFonts w:hint="eastAsia"/>
           <w:noProof/>
         </w:rPr>
       </w:pPr>
@@ -2979,6 +2998,7 @@
     <w:p>
       <w:pPr>
         <w:rPr>
+          <w:rFonts w:hint="eastAsia"/>
           <w:noProof/>
         </w:rPr>
       </w:pPr>
@@ -2992,6 +3012,7 @@
     <w:p>
       <w:pPr>
         <w:rPr>
+          <w:rFonts w:hint="eastAsia"/>
           <w:noProof/>
         </w:rPr>
       </w:pPr>
@@ -3019,6 +3040,7 @@
     <w:p>
       <w:pPr>
         <w:rPr>
+          <w:rFonts w:hint="eastAsia"/>
           <w:noProof/>
         </w:rPr>
       </w:pPr>
@@ -3046,6 +3068,7 @@
     <w:p>
       <w:pPr>
         <w:rPr>
+          <w:rFonts w:hint="eastAsia"/>
           <w:noProof/>
         </w:rPr>
       </w:pPr>
@@ -3380,13 +3403,15 @@
     <w:p>
       <w:pPr>
         <w:rPr>
-          <w:bCs/>
-        </w:rPr>
-      </w:pPr>
-    </w:p>
-    <w:p>
-      <w:pPr>
-        <w:rPr>
+          <w:rFonts w:hint="eastAsia"/>
+          <w:bCs/>
+        </w:rPr>
+      </w:pPr>
+    </w:p>
+    <w:p>
+      <w:pPr>
+        <w:rPr>
+          <w:rFonts w:hint="eastAsia"/>
           <w:bCs/>
         </w:rPr>
       </w:pPr>
@@ -3417,6 +3442,7 @@
     <w:p>
       <w:pPr>
         <w:rPr>
+          <w:rFonts w:hint="eastAsia"/>
           <w:bCs/>
           <w:i/>
           <w:iCs/>
@@ -3582,6 +3608,7 @@
     <w:p>
       <w:pPr>
         <w:rPr>
+          <w:rFonts w:hint="eastAsia"/>
           <w:bCs/>
         </w:rPr>
       </w:pPr>
@@ -3603,6 +3630,7 @@
     <w:p>
       <w:pPr>
         <w:rPr>
+          <w:rFonts w:hint="eastAsia"/>
           <w:bCs/>
         </w:rPr>
       </w:pPr>
@@ -3639,6 +3667,7 @@
     <w:p>
       <w:pPr>
         <w:rPr>
+          <w:rFonts w:hint="eastAsia"/>
           <w:bCs/>
         </w:rPr>
       </w:pPr>
@@ -3703,6 +3732,7 @@
     <w:p>
       <w:pPr>
         <w:rPr>
+          <w:rFonts w:hint="eastAsia"/>
           <w:bCs/>
         </w:rPr>
       </w:pPr>
@@ -3743,6 +3773,7 @@
     <w:p>
       <w:pPr>
         <w:rPr>
+          <w:rFonts w:hint="eastAsia"/>
           <w:bCs/>
         </w:rPr>
       </w:pPr>
@@ -3836,12 +3867,14 @@
     <w:p>
       <w:pPr>
         <w:rPr>
-          <w:bCs/>
-        </w:rPr>
-      </w:pPr>
-      <w:r>
-        <w:rPr>
-          <w:bCs/>
+          <w:rFonts w:hint="eastAsia"/>
+          <w:bCs/>
+        </w:rPr>
+      </w:pPr>
+      <w:r>
+        <w:rPr>
+          <w:bCs/>
+          <w:noProof/>
         </w:rPr>
         <w:lastRenderedPageBreak/>
         <w:drawing>
@@ -3911,6 +3944,7 @@
     <w:p>
       <w:pPr>
         <w:rPr>
+          <w:rFonts w:hint="eastAsia"/>
           <w:bCs/>
         </w:rPr>
       </w:pPr>
@@ -3987,6 +4021,11 @@
       </w:pPr>
     </w:p>
     <w:p>
+      <w:pPr>
+        <w:rPr>
+          <w:rFonts w:hint="eastAsia"/>
+        </w:rPr>
+      </w:pPr>
       <w:r>
         <w:rPr>
           <w:rFonts w:hint="eastAsia"/>
@@ -3995,6 +4034,11 @@
       </w:r>
     </w:p>
     <w:p>
+      <w:pPr>
+        <w:rPr>
+          <w:rFonts w:hint="eastAsia"/>
+        </w:rPr>
+      </w:pPr>
       <w:r>
         <w:rPr>
           <w:rFonts w:hint="eastAsia"/>
@@ -4003,6 +4047,11 @@
       </w:r>
     </w:p>
     <w:p>
+      <w:pPr>
+        <w:rPr>
+          <w:rFonts w:hint="eastAsia"/>
+        </w:rPr>
+      </w:pPr>
       <w:r>
         <w:rPr>
           <w:rFonts w:hint="eastAsia"/>
@@ -4024,6 +4073,11 @@
       </w:r>
     </w:p>
     <w:p>
+      <w:pPr>
+        <w:rPr>
+          <w:rFonts w:hint="eastAsia"/>
+        </w:rPr>
+      </w:pPr>
       <w:r>
         <w:rPr>
           <w:rFonts w:hint="eastAsia"/>
@@ -4032,6 +4086,11 @@
       </w:r>
     </w:p>
     <w:p>
+      <w:pPr>
+        <w:rPr>
+          <w:rFonts w:hint="eastAsia"/>
+        </w:rPr>
+      </w:pPr>
       <w:r>
         <w:rPr>
           <w:rFonts w:hint="eastAsia"/>
@@ -4043,33 +4102,57 @@
       </w:r>
     </w:p>
     <w:p>
+      <w:pPr>
+        <w:rPr>
+          <w:rFonts w:hint="eastAsia"/>
+        </w:rPr>
+      </w:pPr>
       <w:r>
         <w:rPr>
           <w:rFonts w:hint="eastAsia"/>
         </w:rPr>
         <w:t>十、程序流程结构-选择结构</w:t>
       </w:r>
-      <w:r>
-        <w:rPr>
-          <w:rFonts w:hint="eastAsia"/>
-        </w:rPr>
-        <w:t>【详细阅读教学代码】</w:t>
-      </w:r>
-    </w:p>
-    <w:p>
-      <w:pPr>
-        <w:rPr>
-          <w:rFonts w:hint="eastAsia"/>
-        </w:rPr>
-      </w:pPr>
-      <w:r>
-        <w:rPr>
-          <w:rFonts w:hint="eastAsia"/>
-        </w:rPr>
-        <w:t>C++的选择结构书写模式与C语言完全一致</w:t>
-      </w:r>
-    </w:p>
-    <w:p>
+    </w:p>
+    <w:p>
+      <w:r>
+        <w:rPr>
+          <w:rFonts w:hint="eastAsia"/>
+        </w:rPr>
+        <w:t>C++的</w:t>
+      </w:r>
+      <w:r>
+        <w:rPr>
+          <w:rFonts w:hint="eastAsia"/>
+        </w:rPr>
+        <w:t>程序流程</w:t>
+      </w:r>
+      <w:r>
+        <w:rPr>
+          <w:rFonts w:hint="eastAsia"/>
+        </w:rPr>
+        <w:t>结构书写模式与C语言完全一致</w:t>
+      </w:r>
+    </w:p>
+    <w:p>
+      <w:pPr>
+        <w:rPr>
+          <w:rFonts w:hint="eastAsia"/>
+        </w:rPr>
+      </w:pPr>
+      <w:r>
+        <w:rPr>
+          <w:rFonts w:hint="eastAsia"/>
+        </w:rPr>
+        <w:t>这两章节的具体案例参考代码文件</w:t>
+      </w:r>
+    </w:p>
+    <w:p>
+      <w:pPr>
+        <w:rPr>
+          <w:rFonts w:hint="eastAsia"/>
+        </w:rPr>
+      </w:pPr>
       <w:r>
         <w:rPr>
           <w:rFonts w:hint="eastAsia"/>
@@ -4091,6 +4174,11 @@
       </w:r>
     </w:p>
     <w:p>
+      <w:pPr>
+        <w:rPr>
+          <w:rFonts w:hint="eastAsia"/>
+        </w:rPr>
+      </w:pPr>
       <w:r>
         <w:rPr>
           <w:rFonts w:hint="eastAsia"/>
@@ -4099,6 +4187,11 @@
       </w:r>
     </w:p>
     <w:p>
+      <w:pPr>
+        <w:rPr>
+          <w:rFonts w:hint="eastAsia"/>
+        </w:rPr>
+      </w:pPr>
       <w:r>
         <w:rPr>
           <w:rFonts w:hint="eastAsia"/>
@@ -4118,6 +4211,291 @@
         </w:rPr>
         <w:t>5.goto 语句</w:t>
       </w:r>
+    </w:p>
+    <w:p>
+      <w:pPr>
+        <w:rPr>
+          <w:rFonts w:hint="eastAsia"/>
+        </w:rPr>
+      </w:pPr>
+      <w:r>
+        <w:rPr>
+          <w:rFonts w:hint="eastAsia"/>
+        </w:rPr>
+        <w:t>十一、程序流程结构-循环结构</w:t>
+      </w:r>
+    </w:p>
+    <w:p>
+      <w:pPr>
+        <w:rPr>
+          <w:rFonts w:hint="eastAsia"/>
+        </w:rPr>
+      </w:pPr>
+      <w:r>
+        <w:rPr>
+          <w:rFonts w:hint="eastAsia"/>
+        </w:rPr>
+        <w:t>1.while循环</w:t>
+      </w:r>
+    </w:p>
+    <w:p>
+      <w:pPr>
+        <w:rPr>
+          <w:rFonts w:hint="eastAsia"/>
+        </w:rPr>
+      </w:pPr>
+      <w:r>
+        <w:rPr>
+          <w:rFonts w:hint="eastAsia"/>
+        </w:rPr>
+        <w:t>2.for循环</w:t>
+      </w:r>
+    </w:p>
+    <w:p>
+      <w:pPr>
+        <w:rPr>
+          <w:rFonts w:hint="eastAsia"/>
+        </w:rPr>
+      </w:pPr>
+      <w:r>
+        <w:rPr>
+          <w:rFonts w:hint="eastAsia"/>
+        </w:rPr>
+        <w:t>3.do while循环</w:t>
+      </w:r>
+    </w:p>
+    <w:p>
+      <w:pPr>
+        <w:rPr>
+          <w:rFonts w:hint="eastAsia"/>
+        </w:rPr>
+      </w:pPr>
+      <w:r>
+        <w:rPr>
+          <w:rFonts w:hint="eastAsia"/>
+        </w:rPr>
+        <w:t>4.goto循环</w:t>
+      </w:r>
+    </w:p>
+    <w:p>
+      <w:pPr>
+        <w:rPr>
+          <w:rFonts w:hint="eastAsia"/>
+        </w:rPr>
+      </w:pPr>
+      <w:r>
+        <w:rPr>
+          <w:rFonts w:hint="eastAsia"/>
+        </w:rPr>
+        <w:t>5.continue/break</w:t>
+      </w:r>
+    </w:p>
+    <w:p>
+      <w:pPr>
+        <w:rPr>
+          <w:rFonts w:hint="eastAsia"/>
+        </w:rPr>
+      </w:pPr>
+    </w:p>
+    <w:p>
+      <w:r>
+        <w:rPr>
+          <w:rFonts w:hint="eastAsia"/>
+        </w:rPr>
+        <w:t>十二、</w:t>
+      </w:r>
+      <w:r>
+        <w:rPr>
+          <w:rFonts w:hint="eastAsia"/>
+        </w:rPr>
+        <w:t>函数</w:t>
+      </w:r>
+    </w:p>
+    <w:p>
+      <w:pPr>
+        <w:rPr>
+          <w:rFonts w:hint="eastAsia"/>
+        </w:rPr>
+      </w:pPr>
+      <w:r>
+        <w:rPr>
+          <w:rFonts w:hint="eastAsia"/>
+        </w:rPr>
+        <w:t>1.</w:t>
+      </w:r>
+      <w:r>
+        <w:t>每个 C++ 程序都至少有一个函数，即主函数 </w:t>
+      </w:r>
+      <w:r>
+        <w:rPr>
+          <w:b/>
+          <w:bCs/>
+        </w:rPr>
+        <w:t>main(</w:t>
+      </w:r>
+      <w:proofErr w:type="gramStart"/>
+      <w:r>
+        <w:rPr>
+          <w:b/>
+          <w:bCs/>
+        </w:rPr>
+        <w:t>)</w:t>
+      </w:r>
+      <w:r>
+        <w:t> ，</w:t>
+      </w:r>
+      <w:proofErr w:type="gramEnd"/>
+      <w:r>
+        <w:t>所有简单的程序都可以定义其他额外的函数。</w:t>
+      </w:r>
+      <w:r>
+        <w:rPr>
+          <w:rFonts w:hint="eastAsia"/>
+        </w:rPr>
+        <w:t>一个C++函数由函数头和函数主体组成。</w:t>
+      </w:r>
+    </w:p>
+    <w:p>
+      <w:r>
+        <w:rPr>
+          <w:rFonts w:hint="eastAsia"/>
+        </w:rPr>
+        <w:t>2.函数的定义方面：</w:t>
+      </w:r>
+    </w:p>
+    <w:p>
+      <w:r>
+        <w:rPr>
+          <w:rFonts w:hint="eastAsia"/>
+        </w:rPr>
+        <w:t>①C/C++对于嵌套函数是非标准的，即你不能在一个函数内定义另一个函数</w:t>
+      </w:r>
+    </w:p>
+    <w:p>
+      <w:r>
+        <w:rPr>
+          <w:rFonts w:hint="eastAsia"/>
+        </w:rPr>
+        <w:t>②在定义函数时，函数头可以当作声明使用，但函数主体必须表明函数头进行定义。</w:t>
+      </w:r>
+    </w:p>
+    <w:p>
+      <w:r>
+        <w:rPr>
+          <w:rFonts w:hint="eastAsia"/>
+        </w:rPr>
+        <w:t>3.函数头的构造</w:t>
+      </w:r>
+    </w:p>
+    <w:p>
+      <w:r>
+        <w:rPr>
+          <w:rFonts w:hint="eastAsia"/>
+        </w:rPr>
+        <w:t>①返回类型：一个函数可以返回一个值，也可以不返回任何值，如void函数</w:t>
+      </w:r>
+    </w:p>
+    <w:p>
+      <w:r>
+        <w:rPr>
+          <w:rFonts w:hint="eastAsia"/>
+        </w:rPr>
+        <w:t>②函数名称：函数必须要有一个名称用作函数调用的标签</w:t>
+      </w:r>
+    </w:p>
+    <w:p>
+      <w:r>
+        <w:rPr>
+          <w:rFonts w:hint="eastAsia"/>
+        </w:rPr>
+        <w:t>③参数：这里的参数是形式参数，他只会在当前函数的作用域中有用。</w:t>
+      </w:r>
+    </w:p>
+    <w:p>
+      <w:pPr>
+        <w:rPr>
+          <w:i/>
+          <w:iCs/>
+        </w:rPr>
+      </w:pPr>
+      <w:r>
+        <w:rPr>
+          <w:rFonts w:hint="eastAsia"/>
+          <w:i/>
+          <w:iCs/>
+        </w:rPr>
+        <w:t>形参与实参：即形式参数和实际参数</w:t>
+      </w:r>
+      <w:r>
+        <w:rPr>
+          <w:rFonts w:hint="eastAsia"/>
+          <w:i/>
+          <w:iCs/>
+        </w:rPr>
+        <w:t>。形式参数最直接的体现是在函数定义的时候写在函数名后面括号里的变量，这里的变量主要是用来占位接收数据的，并没有具体的值，只能被赋予实参的值，函数结束后即销毁清空。实参最直接的体现则是真正具有自身数据的真实参数，例如函数调用时传递给形参值的，就是实参。</w:t>
+      </w:r>
+    </w:p>
+    <w:p>
+      <w:r>
+        <w:rPr>
+          <w:rFonts w:hint="eastAsia"/>
+        </w:rPr>
+        <w:t>4.调用函数</w:t>
+      </w:r>
+    </w:p>
+    <w:p>
+      <w:r>
+        <w:rPr>
+          <w:rFonts w:hint="eastAsia"/>
+        </w:rPr>
+        <w:t>在使用函数进行一定操作的过程叫做函数的调用</w:t>
+      </w:r>
+    </w:p>
+    <w:p>
+      <w:r>
+        <w:rPr>
+          <w:rFonts w:hint="eastAsia"/>
+        </w:rPr>
+        <w:t>5.参数默认值</w:t>
+      </w:r>
+    </w:p>
+    <w:p>
+      <w:r>
+        <w:rPr>
+          <w:rFonts w:hint="eastAsia"/>
+        </w:rPr>
+        <w:t>在定义函数时，我们可以为参数列表后边的每一个参数定制一个默认值，当对应的实际参数为空值时，它将采用默认值进行函数内操作。</w:t>
+      </w:r>
+    </w:p>
+    <w:p>
+      <w:r>
+        <w:rPr>
+          <w:rFonts w:hint="eastAsia"/>
+        </w:rPr>
+        <w:t>6.Lambda函数与表达式</w:t>
+      </w:r>
+    </w:p>
+    <w:p>
+      <w:r>
+        <w:rPr>
+          <w:rFonts w:hint="eastAsia"/>
+        </w:rPr>
+        <w:t>C++11提供了对匿名函数的支持，称之为Lambda函数或Lambda表达式</w:t>
+      </w:r>
+    </w:p>
+    <w:p>
+      <w:pPr>
+        <w:rPr>
+          <w:rFonts w:hint="eastAsia"/>
+        </w:rPr>
+      </w:pPr>
+    </w:p>
+    <w:p>
+      <w:pPr>
+        <w:rPr>
+          <w:rFonts w:hint="eastAsia"/>
+        </w:rPr>
+      </w:pPr>
     </w:p>
     <w:sectPr>
       <w:pgSz w:w="11906" w:h="16838"/>
